--- a/templates/TEST_of_EVAL_Pre_Testing_Template_2.docx
+++ b/templates/TEST_of_EVAL_Pre_Testing_Template_2.docx
@@ -96,7 +96,7 @@
         </w:rPr>
         <w:t xml:space="preserve"> We cannot offer interpretations of these results; if you are interested in interpretations, we recommend consulting a clinician or specialist qualified to do so. A thorough neuropsychological or oral and written language evaluation would offer more information regarding your child’s reading profile and performance. Qualified professionals such as neuropsychologists typically conduct these types of evaluations.  Your pediatrician or school contacts can be helpful resources if you have any questions or concerns about your child’s scores. They will be able to direct you to a clinician or specialist as needed. For information on how to initiate a conversation with your child’s school, you can read more to </w:t>
       </w:r>
-      <w:hyperlink r:id="rId9">
+      <w:hyperlink r:id="rId7">
         <w:r>
           <w:rPr>
             <w:rFonts w:ascii="Calibri" w:cs="Calibri" w:eastAsia="Calibri" w:hAnsi="Calibri"/>
@@ -114,7 +114,7 @@
         </w:rPr>
         <w:t xml:space="preserve"> or to </w:t>
       </w:r>
-      <w:hyperlink r:id="rId10">
+      <w:hyperlink r:id="rId8">
         <w:r>
           <w:rPr>
             <w:rFonts w:ascii="Calibri" w:cs="Calibri" w:eastAsia="Calibri" w:hAnsi="Calibri"/>
@@ -174,7 +174,7 @@
         </w:rPr>
         <w:t xml:space="preserve">If you have any questions, please do not hesitate to contact us at </w:t>
       </w:r>
-      <w:hyperlink r:id="rId11">
+      <w:hyperlink r:id="rId9">
         <w:r>
           <w:rPr>
             <w:rFonts w:ascii="Calibri" w:cs="Calibri" w:eastAsia="Calibri" w:hAnsi="Calibri"/>
@@ -256,7 +256,7 @@
           <w:szCs w:val="24"/>
         </w:rPr>
       </w:pPr>
-      <w:hyperlink r:id="rId12">
+      <w:hyperlink r:id="rId10">
         <w:r>
           <w:rPr>
             <w:rFonts w:ascii="Calibri" w:cs="Calibri" w:eastAsia="Calibri" w:hAnsi="Calibri"/>
@@ -587,7 +587,7 @@
     <w:sdt>
       <w:sdtPr>
         <w:lock w:val="contentLocked"/>
-        <w:id w:val="-1887617570"/>
+        <w:id w:val="796575742"/>
         <w:tag w:val="goog_rdk_0"/>
       </w:sdtPr>
       <w:sdtContent>
@@ -1026,7 +1026,7 @@
     <w:sdt>
       <w:sdtPr>
         <w:lock w:val="contentLocked"/>
-        <w:id w:val="157198965"/>
+        <w:id w:val="617934295"/>
         <w:tag w:val="goog_rdk_1"/>
       </w:sdtPr>
       <w:sdtContent>
@@ -1808,15 +1808,6 @@
                 <w:szCs w:val="24"/>
               </w:rPr>
             </w:pPr>
-            <w:sdt>
-              <w:sdtPr>
-                <w:id w:val="-728178080"/>
-                <w:tag w:val="goog_rdk_2"/>
-              </w:sdtPr>
-              <w:sdtContent>
-                <w:commentRangeStart w:id="0"/>
-              </w:sdtContent>
-            </w:sdt>
             <w:r>
               <w:rPr>
                 <w:rFonts w:ascii="Calibri" w:cs="Calibri" w:eastAsia="Calibri" w:hAnsi="Calibri"/>
@@ -1825,10 +1816,6 @@
                 <w:rtl w:val="0"/>
               </w:rPr>
               <w:t xml:space="preserve">DORF Accuracy </w:t>
-            </w:r>
-            <w:commentRangeEnd w:id="0"/>
-            <w:r>
-              <w:commentReference w:id="0"/>
             </w:r>
             <w:r>
               <w:rPr>
@@ -2018,17 +2005,7 @@
           <w:szCs w:val="24"/>
           <w:rtl w:val="0"/>
         </w:rPr>
-        <w:t xml:space="preserve"> score represents the percentage of words read correctly out of all words attempted during reading. Your child received a score of ___, which </w:t>
-      </w:r>
-      <w:r>
-        <w:rPr>
-          <w:rFonts w:ascii="Calibri" w:cs="Calibri" w:eastAsia="Calibri" w:hAnsi="Calibri"/>
-          <w:sz w:val="24"/>
-          <w:szCs w:val="24"/>
-          <w:highlight w:val="yellow"/>
-          <w:rtl w:val="0"/>
-        </w:rPr>
-        <w:t xml:space="preserve">XXX</w:t>
+        <w:t xml:space="preserve"> score represents the percentage of words read correctly out of all words attempted during reading. Your child received a score of {{ dibels_orf_accuracy }}, which {{ dibels_orf_accuracy_interpretation }}</w:t>
       </w:r>
       <w:r>
         <w:rPr>
@@ -3824,36 +3801,8 @@
         </w:rPr>
       </w:r>
     </w:p>
-    <w:p>
-      <w:pPr>
-        <w:rPr>
-          <w:rFonts w:ascii="Calibri" w:cs="Calibri" w:eastAsia="Calibri" w:hAnsi="Calibri"/>
-          <w:sz w:val="24"/>
-          <w:szCs w:val="24"/>
-        </w:rPr>
-      </w:pPr>
-      <w:r>
-        <w:rPr>
-          <w:rtl w:val="0"/>
-        </w:rPr>
-      </w:r>
-    </w:p>
-    <w:p>
-      <w:pPr>
-        <w:rPr>
-          <w:rFonts w:ascii="Calibri" w:cs="Calibri" w:eastAsia="Calibri" w:hAnsi="Calibri"/>
-          <w:sz w:val="24"/>
-          <w:szCs w:val="24"/>
-        </w:rPr>
-      </w:pPr>
-      <w:r>
-        <w:rPr>
-          <w:rtl w:val="0"/>
-        </w:rPr>
-      </w:r>
-    </w:p>
     <w:sectPr>
-      <w:headerReference r:id="rId13" w:type="first"/>
+      <w:headerReference r:id="rId11" w:type="first"/>
       <w:pgSz w:h="15840" w:w="12240" w:orient="portrait"/>
       <w:pgMar w:bottom="1440" w:top="1440" w:left="1440" w:right="1440" w:header="720" w:footer="720"/>
       <w:pgNumType w:start="1"/>
@@ -3861,72 +3810,6 @@
     </w:sectPr>
   </w:body>
 </w:document>
-</file>
-
-<file path=word/comments.xml><?xml version="1.0" encoding="utf-8"?>
-<w:comments xmlns:mc="http://schemas.openxmlformats.org/markup-compatibility/2006" xmlns:o="urn:schemas-microsoft-com:office:office" xmlns:r="http://schemas.openxmlformats.org/officeDocument/2006/relationships" xmlns:m="http://schemas.openxmlformats.org/officeDocument/2006/math" xmlns:v="urn:schemas-microsoft-com:vml" xmlns:wp="http://schemas.openxmlformats.org/drawingml/2006/wordprocessingDrawing" xmlns:w10="urn:schemas-microsoft-com:office:word" xmlns:w="http://schemas.openxmlformats.org/wordprocessingml/2006/main" xmlns:wne="http://schemas.microsoft.com/office/word/2006/wordml" xmlns:sl="http://schemas.openxmlformats.org/schemaLibrary/2006/main" xmlns:a="http://schemas.openxmlformats.org/drawingml/2006/main" xmlns:pic="http://schemas.openxmlformats.org/drawingml/2006/picture" xmlns:c="http://schemas.openxmlformats.org/drawingml/2006/chart" xmlns:lc="http://schemas.openxmlformats.org/drawingml/2006/lockedCanvas" xmlns:dgm="http://schemas.openxmlformats.org/drawingml/2006/diagram" xmlns:wps="http://schemas.microsoft.com/office/word/2010/wordprocessingShape" xmlns:wpg="http://schemas.microsoft.com/office/word/2010/wordprocessingGroup" xmlns:w14="http://schemas.microsoft.com/office/word/2010/wordml" xmlns:w15="http://schemas.microsoft.com/office/word/2012/wordml" xmlns:w16="http://schemas.microsoft.com/office/word/2018/wordml" xmlns:w16cex="http://schemas.microsoft.com/office/word/2018/wordml/cex" xmlns:w16cid="http://schemas.microsoft.com/office/word/2016/wordml/cid" xmlns="http://schemas.microsoft.com/office/tasks/2019/documenttasks" xmlns:cr="http://schemas.microsoft.com/office/comments/2020/reactions">
-  <w:comment w:author="Mary Bready" w:id="0" w:date="2026-06-26T16:34:12Z">
-    <w:p>
-      <w:pPr>
-        <w:keepNext w:val="0"/>
-        <w:keepLines w:val="0"/>
-        <w:pageBreakBefore w:val="0"/>
-        <w:widowControl w:val="0"/>
-        <w:pBdr>
-          <w:top w:space="0" w:sz="0" w:val="nil"/>
-          <w:left w:space="0" w:sz="0" w:val="nil"/>
-          <w:bottom w:space="0" w:sz="0" w:val="nil"/>
-          <w:right w:space="0" w:sz="0" w:val="nil"/>
-          <w:between w:space="0" w:sz="0" w:val="nil"/>
-        </w:pBdr>
-        <w:shd w:fill="auto" w:val="clear"/>
-        <w:spacing w:after="0" w:before="0" w:line="240" w:lineRule="auto"/>
-        <w:ind w:left="0" w:right="0" w:firstLine="0"/>
-        <w:jc w:val="left"/>
-        <w:rPr>
-          <w:rFonts w:ascii="Arial" w:cs="Arial" w:eastAsia="Arial" w:hAnsi="Arial"/>
-          <w:b w:val="0"/>
-          <w:bCs w:val="0"/>
-          <w:i w:val="0"/>
-          <w:iCs w:val="0"/>
-          <w:smallCaps w:val="0"/>
-          <w:strike w:val="0"/>
-          <w:color w:val="000000"/>
-          <w:sz w:val="22"/>
-          <w:szCs w:val="22"/>
-          <w:u w:val="none"/>
-          <w:shd w:fill="auto" w:val="clear"/>
-          <w:vertAlign w:val="baseline"/>
-        </w:rPr>
-      </w:pPr>
-      <w:r>
-        <w:rPr>
-          <w:rFonts w:ascii="Arial" w:cs="Arial" w:eastAsia="Arial" w:hAnsi="Arial"/>
-          <w:b w:val="0"/>
-          <w:bCs w:val="0"/>
-          <w:i w:val="0"/>
-          <w:iCs w:val="0"/>
-          <w:smallCaps w:val="0"/>
-          <w:strike w:val="0"/>
-          <w:color w:val="000000"/>
-          <w:sz w:val="22"/>
-          <w:szCs w:val="22"/>
-          <w:u w:val="none"/>
-          <w:shd w:fill="auto" w:val="clear"/>
-          <w:vertAlign w:val="baseline"/>
-          <w:rtl w:val="0"/>
-        </w:rPr>
-        <w:t xml:space="preserve">I don't think this is specifically on redcap, but can be calculated by (words read correctly/words read total) x 100</w:t>
-      </w:r>
-    </w:p>
-  </w:comment>
-</w:comments>
-</file>
-
-<file path=word/commentsExtended.xml><?xml version="1.0" encoding="utf-8"?>
-<w15:commentsEx xmlns:mc="http://schemas.openxmlformats.org/markup-compatibility/2006" xmlns:o="urn:schemas-microsoft-com:office:office" xmlns:r="http://schemas.openxmlformats.org/officeDocument/2006/relationships" xmlns:m="http://schemas.openxmlformats.org/officeDocument/2006/math" xmlns:v="urn:schemas-microsoft-com:vml" xmlns:wp="http://schemas.openxmlformats.org/drawingml/2006/wordprocessingDrawing" xmlns:w10="urn:schemas-microsoft-com:office:word" xmlns:w="http://schemas.openxmlformats.org/wordprocessingml/2006/main" xmlns:wne="http://schemas.microsoft.com/office/word/2006/wordml" xmlns:sl="http://schemas.openxmlformats.org/schemaLibrary/2006/main" xmlns:a="http://schemas.openxmlformats.org/drawingml/2006/main" xmlns:pic="http://schemas.openxmlformats.org/drawingml/2006/picture" xmlns:c="http://schemas.openxmlformats.org/drawingml/2006/chart" xmlns:lc="http://schemas.openxmlformats.org/drawingml/2006/lockedCanvas" xmlns:dgm="http://schemas.openxmlformats.org/drawingml/2006/diagram" xmlns:wps="http://schemas.microsoft.com/office/word/2010/wordprocessingShape" xmlns:wpg="http://schemas.microsoft.com/office/word/2010/wordprocessingGroup" xmlns:w14="http://schemas.microsoft.com/office/word/2010/wordml" xmlns:w15="http://schemas.microsoft.com/office/word/2012/wordml" xmlns:w16="http://schemas.microsoft.com/office/word/2018/wordml" xmlns:w16cex="http://schemas.microsoft.com/office/word/2018/wordml/cex" xmlns:w16cid="http://schemas.microsoft.com/office/word/2016/wordml/cid" xmlns="http://schemas.microsoft.com/office/tasks/2019/documenttasks" xmlns:cr="http://schemas.microsoft.com/office/comments/2020/reactions">
-  <w15:commentEx w15:paraId="00000083" w15:done="0"/>
-</w15:commentsEx>
 </file>
 
 <file path=word/header1.xml><?xml version="1.0" encoding="utf-8"?>
@@ -4586,7 +4469,7 @@
 
 <file path=customXML/item1.xml><?xml version="1.0" encoding="utf-8"?>
 <go:gDocsCustomXmlDataStorage xmlns:go="http://customooxmlschemas.google.com/" xmlns:r="http://schemas.openxmlformats.org/officeDocument/2006/relationships" uri="GoogleDocsCustomDataVersion2">
-  <go:docsCustomData xmlns:go="http://customooxmlschemas.google.com/" roundtripDataSignature="AMtx7mijlPSAR64p7muP16hLDJqVEzZOzA==">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</go:docsCustomData>
+  <go:docsCustomData xmlns:go="http://customooxmlschemas.google.com/" roundtripDataSignature="AMtx7mhGsLysq2wgPjpEIwDPkHTZaTTFjg==">CgMxLjAaHwoBMBIaChgICVIUChJ0YWJsZS5zYXAzY3Q0dDduYzQaHgoBMRIZChcICVITChF0YWJsZS4yM2FyNmFjbTByMTIOaC4zZDVtcHM4NXg3ZmsyDmguY3NheTBzeDdwcmM3OAByITFjUHh3bGxDWXU2WGNRYVhVNnQ1ZXN5Z3ptRGxyMUlrSg==</go:docsCustomData>
 </go:gDocsCustomXmlDataStorage>
 </file>
 

--- a/templates/TEST_of_EVAL_Pre_Testing_Template_2.docx
+++ b/templates/TEST_of_EVAL_Pre_Testing_Template_2.docx
@@ -587,7 +587,7 @@
     <w:sdt>
       <w:sdtPr>
         <w:lock w:val="contentLocked"/>
-        <w:id w:val="796575742"/>
+        <w:id w:val="-343515923"/>
         <w:tag w:val="goog_rdk_0"/>
       </w:sdtPr>
       <w:sdtContent>
@@ -1026,7 +1026,7 @@
     <w:sdt>
       <w:sdtPr>
         <w:lock w:val="contentLocked"/>
-        <w:id w:val="617934295"/>
+        <w:id w:val="1323030732"/>
         <w:tag w:val="goog_rdk_1"/>
       </w:sdtPr>
       <w:sdtContent>
@@ -2005,23 +2005,7 @@
           <w:szCs w:val="24"/>
           <w:rtl w:val="0"/>
         </w:rPr>
-        <w:t xml:space="preserve"> score represents the percentage of words read correctly out of all words attempted during reading. Your child received a score of {{ dibels_orf_accuracy }}, which {{ dibels_orf_accuracy_interpretation }}</w:t>
-      </w:r>
-      <w:r>
-        <w:rPr>
-          <w:rFonts w:ascii="Calibri" w:cs="Calibri" w:eastAsia="Calibri" w:hAnsi="Calibri"/>
-          <w:b w:val="1"/>
-          <w:bCs w:val="1"/>
-          <w:sz w:val="24"/>
-          <w:szCs w:val="24"/>
-          <w:rtl w:val="0"/>
-        </w:rPr>
-        <w:t xml:space="preserve">.</w:t>
-      </w:r>
-      <w:r>
-        <w:rPr>
-          <w:rtl w:val="0"/>
-        </w:rPr>
+        <w:t xml:space="preserve"> score represents the percentage of words read correctly out of all words attempted during reading. Your child received a score of {{ dibels_orf_accuracy }}, which {{ dibels_orf_accuracy_category }}.</w:t>
       </w:r>
     </w:p>
     <w:p>
@@ -3849,12 +3833,12 @@
           <wp:extent cx="2709863" cy="933687"/>
           <wp:effectExtent b="0" l="0" r="0" t="0"/>
           <wp:wrapSquare wrapText="bothSides" distB="114300" distT="114300" distL="114300" distR="114300"/>
-          <wp:docPr id="1" name="image2.png"/>
+          <wp:docPr id="1" name="image1.png"/>
           <a:graphic>
             <a:graphicData uri="http://schemas.openxmlformats.org/drawingml/2006/picture">
               <pic:pic>
                 <pic:nvPicPr>
-                  <pic:cNvPr id="0" name="image2.png"/>
+                  <pic:cNvPr id="0" name="image1.png"/>
                   <pic:cNvPicPr preferRelativeResize="0"/>
                 </pic:nvPicPr>
                 <pic:blipFill>
@@ -3891,12 +3875,12 @@
           <wp:extent cx="2428875" cy="866775"/>
           <wp:effectExtent b="0" l="0" r="0" t="0"/>
           <wp:wrapSquare wrapText="bothSides" distB="114300" distT="114300" distL="114300" distR="114300"/>
-          <wp:docPr id="2" name="image1.png"/>
+          <wp:docPr id="2" name="image2.png"/>
           <a:graphic>
             <a:graphicData uri="http://schemas.openxmlformats.org/drawingml/2006/picture">
               <pic:pic>
                 <pic:nvPicPr>
-                  <pic:cNvPr id="0" name="image1.png"/>
+                  <pic:cNvPr id="0" name="image2.png"/>
                   <pic:cNvPicPr preferRelativeResize="0"/>
                 </pic:nvPicPr>
                 <pic:blipFill>

--- a/templates/TEST_of_EVAL_Pre_Testing_Template_2.docx
+++ b/templates/TEST_of_EVAL_Pre_Testing_Template_2.docx
@@ -378,8 +378,8 @@
       <w:pPr>
         <w:rPr>
           <w:rFonts w:ascii="Calibri" w:cs="Calibri" w:eastAsia="Calibri" w:hAnsi="Calibri"/>
-          <w:sz w:val="24"/>
-          <w:szCs w:val="24"/>
+          <w:sz w:val="22"/>
+          <w:szCs w:val="22"/>
         </w:rPr>
       </w:pPr>
       <w:r>
@@ -387,8 +387,8 @@
           <w:rFonts w:ascii="Calibri" w:cs="Calibri" w:eastAsia="Calibri" w:hAnsi="Calibri"/>
           <w:b w:val="1"/>
           <w:bCs w:val="1"/>
-          <w:sz w:val="24"/>
-          <w:szCs w:val="24"/>
+          <w:sz w:val="22"/>
+          <w:szCs w:val="22"/>
           <w:u w:val="single"/>
           <w:rtl w:val="0"/>
         </w:rPr>
@@ -399,8 +399,8 @@
           <w:rFonts w:ascii="Calibri" w:cs="Calibri" w:eastAsia="Calibri" w:hAnsi="Calibri"/>
           <w:b w:val="1"/>
           <w:bCs w:val="1"/>
-          <w:sz w:val="24"/>
-          <w:szCs w:val="24"/>
+          <w:sz w:val="22"/>
+          <w:szCs w:val="22"/>
           <w:rtl w:val="0"/>
         </w:rPr>
         <w:t xml:space="preserve">: </w:t>
@@ -408,8 +408,8 @@
       <w:r>
         <w:rPr>
           <w:rFonts w:ascii="Calibri" w:cs="Calibri" w:eastAsia="Calibri" w:hAnsi="Calibri"/>
-          <w:sz w:val="24"/>
-          <w:szCs w:val="24"/>
+          <w:sz w:val="22"/>
+          <w:szCs w:val="22"/>
           <w:rtl w:val="0"/>
         </w:rPr>
         <w:t xml:space="preserve">This category describes the area of focus for the reported measures. This section is followed by a description of the measure and a description of the task demands. </w:t>
@@ -419,8 +419,8 @@
       <w:pPr>
         <w:rPr>
           <w:rFonts w:ascii="Calibri" w:cs="Calibri" w:eastAsia="Calibri" w:hAnsi="Calibri"/>
-          <w:sz w:val="24"/>
-          <w:szCs w:val="24"/>
+          <w:sz w:val="22"/>
+          <w:szCs w:val="22"/>
         </w:rPr>
       </w:pPr>
       <w:r>
@@ -435,8 +435,8 @@
           <w:rFonts w:ascii="Calibri" w:cs="Calibri" w:eastAsia="Calibri" w:hAnsi="Calibri"/>
           <w:b w:val="1"/>
           <w:bCs w:val="1"/>
-          <w:sz w:val="24"/>
-          <w:szCs w:val="24"/>
+          <w:sz w:val="22"/>
+          <w:szCs w:val="22"/>
         </w:rPr>
       </w:pPr>
       <w:r>
@@ -444,8 +444,8 @@
           <w:rFonts w:ascii="Calibri" w:cs="Calibri" w:eastAsia="Calibri" w:hAnsi="Calibri"/>
           <w:b w:val="1"/>
           <w:bCs w:val="1"/>
-          <w:sz w:val="24"/>
-          <w:szCs w:val="24"/>
+          <w:sz w:val="22"/>
+          <w:szCs w:val="22"/>
           <w:u w:val="single"/>
           <w:rtl w:val="0"/>
         </w:rPr>
@@ -456,8 +456,8 @@
           <w:rFonts w:ascii="Calibri" w:cs="Calibri" w:eastAsia="Calibri" w:hAnsi="Calibri"/>
           <w:b w:val="1"/>
           <w:bCs w:val="1"/>
-          <w:sz w:val="24"/>
-          <w:szCs w:val="24"/>
+          <w:sz w:val="22"/>
+          <w:szCs w:val="22"/>
           <w:rtl w:val="0"/>
         </w:rPr>
         <w:t xml:space="preserve"> </w:t>
@@ -465,8 +465,8 @@
       <w:r>
         <w:rPr>
           <w:rFonts w:ascii="Calibri" w:cs="Calibri" w:eastAsia="Calibri" w:hAnsi="Calibri"/>
-          <w:sz w:val="24"/>
-          <w:szCs w:val="24"/>
+          <w:sz w:val="22"/>
+          <w:szCs w:val="22"/>
           <w:rtl w:val="0"/>
         </w:rPr>
         <w:t xml:space="preserve">The range of scores considered to be in the average range for each measure is given.</w:t>
@@ -476,8 +476,8 @@
           <w:rFonts w:ascii="Calibri" w:cs="Calibri" w:eastAsia="Calibri" w:hAnsi="Calibri"/>
           <w:b w:val="1"/>
           <w:bCs w:val="1"/>
-          <w:sz w:val="24"/>
-          <w:szCs w:val="24"/>
+          <w:sz w:val="22"/>
+          <w:szCs w:val="22"/>
           <w:rtl w:val="0"/>
         </w:rPr>
         <w:t xml:space="preserve"> A below average score in any one area does not alone indicate a difficulty or problem.</w:t>
@@ -489,22 +489,22 @@
           <w:rFonts w:ascii="Calibri" w:cs="Calibri" w:eastAsia="Calibri" w:hAnsi="Calibri"/>
           <w:b w:val="1"/>
           <w:bCs w:val="1"/>
-          <w:sz w:val="24"/>
-          <w:szCs w:val="24"/>
-        </w:rPr>
-      </w:pPr>
-      <w:r>
-        <w:rPr>
-          <w:rtl w:val="0"/>
-        </w:rPr>
-      </w:r>
-    </w:p>
-    <w:p>
-      <w:pPr>
-        <w:rPr>
-          <w:rFonts w:ascii="Calibri" w:cs="Calibri" w:eastAsia="Calibri" w:hAnsi="Calibri"/>
-          <w:sz w:val="24"/>
-          <w:szCs w:val="24"/>
+          <w:sz w:val="22"/>
+          <w:szCs w:val="22"/>
+        </w:rPr>
+      </w:pPr>
+      <w:r>
+        <w:rPr>
+          <w:rtl w:val="0"/>
+        </w:rPr>
+      </w:r>
+    </w:p>
+    <w:p>
+      <w:pPr>
+        <w:rPr>
+          <w:rFonts w:ascii="Calibri" w:cs="Calibri" w:eastAsia="Calibri" w:hAnsi="Calibri"/>
+          <w:sz w:val="22"/>
+          <w:szCs w:val="22"/>
         </w:rPr>
       </w:pPr>
       <w:r>
@@ -512,8 +512,8 @@
           <w:rFonts w:ascii="Calibri" w:cs="Calibri" w:eastAsia="Calibri" w:hAnsi="Calibri"/>
           <w:b w:val="1"/>
           <w:bCs w:val="1"/>
-          <w:sz w:val="24"/>
-          <w:szCs w:val="24"/>
+          <w:sz w:val="22"/>
+          <w:szCs w:val="22"/>
           <w:u w:val="single"/>
           <w:rtl w:val="0"/>
         </w:rPr>
@@ -522,8 +522,8 @@
       <w:r>
         <w:rPr>
           <w:rFonts w:ascii="Calibri" w:cs="Calibri" w:eastAsia="Calibri" w:hAnsi="Calibri"/>
-          <w:sz w:val="24"/>
-          <w:szCs w:val="24"/>
+          <w:sz w:val="22"/>
+          <w:szCs w:val="22"/>
           <w:rtl w:val="0"/>
         </w:rPr>
         <w:t xml:space="preserve">: Your child’s scores are converted to a scaled score that has a specified mean and standard deviation that permits comparison of a child’s performance relative to peers. These scales can vary by assessment.  Higher standard scores indicate better performance relative to children of the same age.</w:t>
@@ -587,7 +587,7 @@
     <w:sdt>
       <w:sdtPr>
         <w:lock w:val="contentLocked"/>
-        <w:id w:val="-343515923"/>
+        <w:id w:val="2097257760"/>
         <w:tag w:val="goog_rdk_0"/>
       </w:sdtPr>
       <w:sdtContent>
@@ -912,15 +912,15 @@
       <w:pPr>
         <w:rPr>
           <w:rFonts w:ascii="Calibri" w:cs="Calibri" w:eastAsia="Calibri" w:hAnsi="Calibri"/>
-          <w:sz w:val="24"/>
-          <w:szCs w:val="24"/>
-        </w:rPr>
-      </w:pPr>
-      <w:r>
-        <w:rPr>
-          <w:rFonts w:ascii="Calibri" w:cs="Calibri" w:eastAsia="Calibri" w:hAnsi="Calibri"/>
-          <w:sz w:val="24"/>
-          <w:szCs w:val="24"/>
+          <w:sz w:val="22"/>
+          <w:szCs w:val="22"/>
+        </w:rPr>
+      </w:pPr>
+      <w:r>
+        <w:rPr>
+          <w:rFonts w:ascii="Calibri" w:cs="Calibri" w:eastAsia="Calibri" w:hAnsi="Calibri"/>
+          <w:sz w:val="22"/>
+          <w:szCs w:val="22"/>
           <w:rtl w:val="0"/>
         </w:rPr>
         <w:t xml:space="preserve">The </w:t>
@@ -930,8 +930,8 @@
           <w:rFonts w:ascii="Calibri" w:cs="Calibri" w:eastAsia="Calibri" w:hAnsi="Calibri"/>
           <w:b w:val="1"/>
           <w:bCs w:val="1"/>
-          <w:sz w:val="24"/>
-          <w:szCs w:val="24"/>
+          <w:sz w:val="22"/>
+          <w:szCs w:val="22"/>
           <w:rtl w:val="0"/>
         </w:rPr>
         <w:t xml:space="preserve">Matrices </w:t>
@@ -939,8 +939,8 @@
       <w:r>
         <w:rPr>
           <w:rFonts w:ascii="Calibri" w:cs="Calibri" w:eastAsia="Calibri" w:hAnsi="Calibri"/>
-          <w:sz w:val="24"/>
-          <w:szCs w:val="24"/>
+          <w:sz w:val="22"/>
+          <w:szCs w:val="22"/>
           <w:rtl w:val="0"/>
         </w:rPr>
         <w:t xml:space="preserve">subtest of </w:t>
@@ -952,8 +952,8 @@
           <w:bCs w:val="1"/>
           <w:i w:val="1"/>
           <w:iCs w:val="1"/>
-          <w:sz w:val="24"/>
-          <w:szCs w:val="24"/>
+          <w:sz w:val="22"/>
+          <w:szCs w:val="22"/>
           <w:rtl w:val="0"/>
         </w:rPr>
         <w:t xml:space="preserve">Kaufman’s Brief Intelligence Test (K-BIT)</w:t>
@@ -961,11 +961,11 @@
       <w:r>
         <w:rPr>
           <w:rFonts w:ascii="Calibri" w:cs="Calibri" w:eastAsia="Calibri" w:hAnsi="Calibri"/>
-          <w:sz w:val="24"/>
-          <w:szCs w:val="24"/>
-          <w:rtl w:val="0"/>
-        </w:rPr>
-        <w:t xml:space="preserve"> measures the child’s non-verbal abilities. The child is given a picture with a missing piece and is asked to select the option that best completes the image. Your child received a score of {{ kbit_standard }} , which {{ kbit_category }}. </w:t>
+          <w:sz w:val="22"/>
+          <w:szCs w:val="22"/>
+          <w:rtl w:val="0"/>
+        </w:rPr>
+        <w:t xml:space="preserve"> measures the child’s non-verbal abilities. The child is given a picture with a missing piece and is asked to select the option that best completes the image. Your child received a score of {{ kbit_standard }}, which {{ kbit_category }}. </w:t>
       </w:r>
     </w:p>
     <w:p>
@@ -1026,7 +1026,7 @@
     <w:sdt>
       <w:sdtPr>
         <w:lock w:val="contentLocked"/>
-        <w:id w:val="1323030732"/>
+        <w:id w:val="-116455558"/>
         <w:tag w:val="goog_rdk_1"/>
       </w:sdtPr>
       <w:sdtContent>
@@ -1379,15 +1379,15 @@
       <w:pPr>
         <w:rPr>
           <w:rFonts w:ascii="Calibri" w:cs="Calibri" w:eastAsia="Calibri" w:hAnsi="Calibri"/>
-          <w:sz w:val="24"/>
-          <w:szCs w:val="24"/>
-        </w:rPr>
-      </w:pPr>
-      <w:r>
-        <w:rPr>
-          <w:rFonts w:ascii="Calibri" w:cs="Calibri" w:eastAsia="Calibri" w:hAnsi="Calibri"/>
-          <w:sz w:val="24"/>
-          <w:szCs w:val="24"/>
+          <w:sz w:val="22"/>
+          <w:szCs w:val="22"/>
+        </w:rPr>
+      </w:pPr>
+      <w:r>
+        <w:rPr>
+          <w:rFonts w:ascii="Calibri" w:cs="Calibri" w:eastAsia="Calibri" w:hAnsi="Calibri"/>
+          <w:sz w:val="22"/>
+          <w:szCs w:val="22"/>
           <w:rtl w:val="0"/>
         </w:rPr>
         <w:t xml:space="preserve">The </w:t>
@@ -1399,8 +1399,8 @@
           <w:bCs w:val="1"/>
           <w:i w:val="1"/>
           <w:iCs w:val="1"/>
-          <w:sz w:val="24"/>
-          <w:szCs w:val="24"/>
+          <w:sz w:val="22"/>
+          <w:szCs w:val="22"/>
           <w:rtl w:val="0"/>
         </w:rPr>
         <w:t xml:space="preserve">Comprehensive Test of Phonological Processing 2</w:t>
@@ -1412,8 +1412,8 @@
           <w:bCs w:val="1"/>
           <w:i w:val="1"/>
           <w:iCs w:val="1"/>
-          <w:sz w:val="24"/>
-          <w:szCs w:val="24"/>
+          <w:sz w:val="22"/>
+          <w:szCs w:val="22"/>
           <w:vertAlign w:val="superscript"/>
           <w:rtl w:val="0"/>
         </w:rPr>
@@ -1426,78 +1426,78 @@
           <w:bCs w:val="1"/>
           <w:i w:val="1"/>
           <w:iCs w:val="1"/>
+          <w:sz w:val="22"/>
+          <w:szCs w:val="22"/>
+          <w:rtl w:val="0"/>
+        </w:rPr>
+        <w:t xml:space="preserve"> Edition</w:t>
+      </w:r>
+      <w:r>
+        <w:rPr>
+          <w:rFonts w:ascii="Calibri" w:cs="Calibri" w:eastAsia="Calibri" w:hAnsi="Calibri"/>
+          <w:sz w:val="22"/>
+          <w:szCs w:val="22"/>
+          <w:rtl w:val="0"/>
+        </w:rPr>
+        <w:t xml:space="preserve"> (CTOPP-2) assessed awareness of and the ability to manipulate phonological (letter sound) structures. The </w:t>
+      </w:r>
+      <w:r>
+        <w:rPr>
+          <w:rFonts w:ascii="Calibri" w:cs="Calibri" w:eastAsia="Calibri" w:hAnsi="Calibri"/>
+          <w:b w:val="1"/>
+          <w:bCs w:val="1"/>
+          <w:sz w:val="22"/>
+          <w:szCs w:val="22"/>
+          <w:rtl w:val="0"/>
+        </w:rPr>
+        <w:t xml:space="preserve">Elision</w:t>
+      </w:r>
+      <w:r>
+        <w:rPr>
+          <w:rFonts w:ascii="Calibri" w:cs="Calibri" w:eastAsia="Calibri" w:hAnsi="Calibri"/>
+          <w:sz w:val="22"/>
+          <w:szCs w:val="22"/>
+          <w:rtl w:val="0"/>
+        </w:rPr>
+        <w:t xml:space="preserve"> subtest measures the ability to remove phonological segments from spoken words to form other words (e.g., “Say tall without saying /t/”). Your child received a score of {{ ctopp_elision_standard }}, which {{ ctopp_elision_category }}. The </w:t>
+      </w:r>
+      <w:r>
+        <w:rPr>
+          <w:rFonts w:ascii="Calibri" w:cs="Calibri" w:eastAsia="Calibri" w:hAnsi="Calibri"/>
+          <w:b w:val="1"/>
+          <w:bCs w:val="1"/>
+          <w:sz w:val="22"/>
+          <w:szCs w:val="22"/>
+          <w:rtl w:val="0"/>
+        </w:rPr>
+        <w:t xml:space="preserve">Non-Word Repetition</w:t>
+      </w:r>
+      <w:r>
+        <w:rPr>
+          <w:rFonts w:ascii="Calibri" w:cs="Calibri" w:eastAsia="Calibri" w:hAnsi="Calibri"/>
+          <w:sz w:val="22"/>
+          <w:szCs w:val="22"/>
+          <w:rtl w:val="0"/>
+        </w:rPr>
+        <w:t xml:space="preserve"> subtest measures phonological working memory, evaluating the ability to temporarily store and recall unfamiliar sounds. Participants listen to made-up words, ranging in different syllable lengths, and must repeat them exactly as they heard them. Your child received a score of</w:t>
+      </w:r>
+      <w:r>
+        <w:rPr>
+          <w:rFonts w:ascii="Calibri" w:cs="Calibri" w:eastAsia="Calibri" w:hAnsi="Calibri"/>
           <w:sz w:val="24"/>
           <w:szCs w:val="24"/>
           <w:rtl w:val="0"/>
         </w:rPr>
-        <w:t xml:space="preserve"> Edition</w:t>
-      </w:r>
-      <w:r>
-        <w:rPr>
-          <w:rFonts w:ascii="Calibri" w:cs="Calibri" w:eastAsia="Calibri" w:hAnsi="Calibri"/>
-          <w:sz w:val="24"/>
-          <w:szCs w:val="24"/>
-          <w:rtl w:val="0"/>
-        </w:rPr>
-        <w:t xml:space="preserve"> (CTOPP-2) assessed awareness of and the ability to manipulate phonological (letter sound) structures. The </w:t>
-      </w:r>
-      <w:r>
-        <w:rPr>
-          <w:rFonts w:ascii="Calibri" w:cs="Calibri" w:eastAsia="Calibri" w:hAnsi="Calibri"/>
-          <w:b w:val="1"/>
-          <w:bCs w:val="1"/>
-          <w:sz w:val="24"/>
-          <w:szCs w:val="24"/>
-          <w:rtl w:val="0"/>
-        </w:rPr>
-        <w:t xml:space="preserve">Elision</w:t>
-      </w:r>
-      <w:r>
-        <w:rPr>
-          <w:rFonts w:ascii="Calibri" w:cs="Calibri" w:eastAsia="Calibri" w:hAnsi="Calibri"/>
-          <w:sz w:val="24"/>
-          <w:szCs w:val="24"/>
-          <w:rtl w:val="0"/>
-        </w:rPr>
-        <w:t xml:space="preserve"> subtest measures the ability to remove phonological segments from spoken words to form other words (e.g., “Say tall without saying /t/”). Your child received a score of {{ ctopp_elision_standard }}, which {{ ctopp_elision_category }}. The </w:t>
-      </w:r>
-      <w:r>
-        <w:rPr>
-          <w:rFonts w:ascii="Calibri" w:cs="Calibri" w:eastAsia="Calibri" w:hAnsi="Calibri"/>
-          <w:b w:val="1"/>
-          <w:bCs w:val="1"/>
-          <w:sz w:val="24"/>
-          <w:szCs w:val="24"/>
-          <w:rtl w:val="0"/>
-        </w:rPr>
-        <w:t xml:space="preserve">Non-Word Repetition</w:t>
-      </w:r>
-      <w:r>
-        <w:rPr>
-          <w:rFonts w:ascii="Calibri" w:cs="Calibri" w:eastAsia="Calibri" w:hAnsi="Calibri"/>
-          <w:sz w:val="24"/>
-          <w:szCs w:val="24"/>
-          <w:rtl w:val="0"/>
-        </w:rPr>
-        <w:t xml:space="preserve"> subtest measures phonological working memory, evaluating the ability to temporarily store and recall unfamiliar sounds. Participants listen to made-up words, ranging in different syllable lengths, and must repeat them exactly as they heard them. Your child received a score of</w:t>
-      </w:r>
-    </w:p>
-    <w:p>
-      <w:pPr>
-        <w:rPr>
-          <w:rFonts w:ascii="Calibri" w:cs="Calibri" w:eastAsia="Calibri" w:hAnsi="Calibri"/>
-          <w:sz w:val="24"/>
-          <w:szCs w:val="24"/>
-        </w:rPr>
-      </w:pPr>
-      <w:r>
-        <w:rPr>
-          <w:rFonts w:ascii="Calibri" w:cs="Calibri" w:eastAsia="Calibri" w:hAnsi="Calibri"/>
-          <w:sz w:val="24"/>
-          <w:szCs w:val="24"/>
-          <w:rtl w:val="0"/>
-        </w:rPr>
-        <w:t xml:space="preserve"> {{ ctopp_nwr_standard }}, which {{ ctopp_nwr_category }}. </w:t>
+        <w:t xml:space="preserve"> </w:t>
+      </w:r>
+      <w:r>
+        <w:rPr>
+          <w:rFonts w:ascii="Calibri" w:cs="Calibri" w:eastAsia="Calibri" w:hAnsi="Calibri"/>
+          <w:sz w:val="22"/>
+          <w:szCs w:val="22"/>
+          <w:rtl w:val="0"/>
+        </w:rPr>
+        <w:t xml:space="preserve">{{ ctopp_nwr_standard }}, which {{ ctopp_nwr_category }}. </w:t>
       </w:r>
     </w:p>
     <w:p>
@@ -1923,15 +1923,15 @@
       <w:pPr>
         <w:rPr>
           <w:rFonts w:ascii="Calibri" w:cs="Calibri" w:eastAsia="Calibri" w:hAnsi="Calibri"/>
-          <w:sz w:val="24"/>
-          <w:szCs w:val="24"/>
-        </w:rPr>
-      </w:pPr>
-      <w:r>
-        <w:rPr>
-          <w:rFonts w:ascii="Calibri" w:cs="Calibri" w:eastAsia="Calibri" w:hAnsi="Calibri"/>
-          <w:sz w:val="24"/>
-          <w:szCs w:val="24"/>
+          <w:sz w:val="22"/>
+          <w:szCs w:val="22"/>
+        </w:rPr>
+      </w:pPr>
+      <w:r>
+        <w:rPr>
+          <w:rFonts w:ascii="Calibri" w:cs="Calibri" w:eastAsia="Calibri" w:hAnsi="Calibri"/>
+          <w:sz w:val="22"/>
+          <w:szCs w:val="22"/>
           <w:rtl w:val="0"/>
         </w:rPr>
         <w:t xml:space="preserve">The </w:t>
@@ -1943,8 +1943,8 @@
           <w:bCs w:val="1"/>
           <w:i w:val="1"/>
           <w:iCs w:val="1"/>
-          <w:sz w:val="24"/>
-          <w:szCs w:val="24"/>
+          <w:sz w:val="22"/>
+          <w:szCs w:val="22"/>
           <w:rtl w:val="0"/>
         </w:rPr>
         <w:t xml:space="preserve">DIBELS Oral Reading Fluency (DORF</w:t>
@@ -1952,8 +1952,8 @@
       <w:r>
         <w:rPr>
           <w:rFonts w:ascii="Calibri" w:cs="Calibri" w:eastAsia="Calibri" w:hAnsi="Calibri"/>
-          <w:sz w:val="24"/>
-          <w:szCs w:val="24"/>
+          <w:sz w:val="22"/>
+          <w:szCs w:val="22"/>
           <w:rtl w:val="0"/>
         </w:rPr>
         <w:t xml:space="preserve">) test is a standardized, one-minute assessment that measures a child’s accuracy and reading rate. A child is to read aloud an unfamiliar passage for one minute while an examiner marks errors such as substitutions, omissions, mispronunciations, and hesitations that last longer than 3 seconds. The </w:t>
@@ -1963,8 +1963,8 @@
           <w:rFonts w:ascii="Calibri" w:cs="Calibri" w:eastAsia="Calibri" w:hAnsi="Calibri"/>
           <w:b w:val="1"/>
           <w:bCs w:val="1"/>
-          <w:sz w:val="24"/>
-          <w:szCs w:val="24"/>
+          <w:sz w:val="22"/>
+          <w:szCs w:val="22"/>
           <w:rtl w:val="0"/>
         </w:rPr>
         <w:t xml:space="preserve">Total Words Correct </w:t>
@@ -1972,8 +1972,8 @@
       <w:r>
         <w:rPr>
           <w:rFonts w:ascii="Calibri" w:cs="Calibri" w:eastAsia="Calibri" w:hAnsi="Calibri"/>
-          <w:sz w:val="24"/>
-          <w:szCs w:val="24"/>
+          <w:sz w:val="22"/>
+          <w:szCs w:val="22"/>
           <w:rtl w:val="0"/>
         </w:rPr>
         <w:t xml:space="preserve">score reflects all words read correctly. Your child received a score of {{ dibels_orf_words_correct }}, which {{ dibels_orf_words_correct_category }}. </w:t>
@@ -1981,8 +1981,8 @@
       <w:r>
         <w:rPr>
           <w:rFonts w:ascii="Calibri" w:cs="Calibri" w:eastAsia="Calibri" w:hAnsi="Calibri"/>
-          <w:sz w:val="24"/>
-          <w:szCs w:val="24"/>
+          <w:sz w:val="22"/>
+          <w:szCs w:val="22"/>
           <w:rtl w:val="0"/>
         </w:rPr>
         <w:t xml:space="preserve">The </w:t>
@@ -1992,8 +1992,8 @@
           <w:rFonts w:ascii="Calibri" w:cs="Calibri" w:eastAsia="Calibri" w:hAnsi="Calibri"/>
           <w:b w:val="1"/>
           <w:bCs w:val="1"/>
-          <w:sz w:val="24"/>
-          <w:szCs w:val="24"/>
+          <w:sz w:val="22"/>
+          <w:szCs w:val="22"/>
           <w:rtl w:val="0"/>
         </w:rPr>
         <w:t xml:space="preserve">Accuracy</w:t>
@@ -2001,8 +2001,8 @@
       <w:r>
         <w:rPr>
           <w:rFonts w:ascii="Calibri" w:cs="Calibri" w:eastAsia="Calibri" w:hAnsi="Calibri"/>
-          <w:sz w:val="24"/>
-          <w:szCs w:val="24"/>
+          <w:sz w:val="22"/>
+          <w:szCs w:val="22"/>
           <w:rtl w:val="0"/>
         </w:rPr>
         <w:t xml:space="preserve"> score represents the percentage of words read correctly out of all words attempted during reading. Your child received a score of {{ dibels_orf_accuracy }}, which {{ dibels_orf_accuracy_category }}.</w:t>
@@ -3146,15 +3146,15 @@
       <w:pPr>
         <w:rPr>
           <w:rFonts w:ascii="Calibri" w:cs="Calibri" w:eastAsia="Calibri" w:hAnsi="Calibri"/>
-          <w:sz w:val="24"/>
-          <w:szCs w:val="24"/>
-        </w:rPr>
-      </w:pPr>
-      <w:r>
-        <w:rPr>
-          <w:rFonts w:ascii="Calibri" w:cs="Calibri" w:eastAsia="Calibri" w:hAnsi="Calibri"/>
-          <w:sz w:val="24"/>
-          <w:szCs w:val="24"/>
+          <w:sz w:val="22"/>
+          <w:szCs w:val="22"/>
+        </w:rPr>
+      </w:pPr>
+      <w:r>
+        <w:rPr>
+          <w:rFonts w:ascii="Calibri" w:cs="Calibri" w:eastAsia="Calibri" w:hAnsi="Calibri"/>
+          <w:sz w:val="22"/>
+          <w:szCs w:val="22"/>
           <w:rtl w:val="0"/>
         </w:rPr>
         <w:t xml:space="preserve">Several subtests from the</w:t>
@@ -3164,8 +3164,8 @@
           <w:rFonts w:ascii="Calibri" w:cs="Calibri" w:eastAsia="Calibri" w:hAnsi="Calibri"/>
           <w:i w:val="1"/>
           <w:iCs w:val="1"/>
-          <w:sz w:val="24"/>
-          <w:szCs w:val="24"/>
+          <w:sz w:val="22"/>
+          <w:szCs w:val="22"/>
           <w:rtl w:val="0"/>
         </w:rPr>
         <w:t xml:space="preserve"> </w:t>
@@ -3177,8 +3177,8 @@
           <w:bCs w:val="1"/>
           <w:i w:val="1"/>
           <w:iCs w:val="1"/>
-          <w:sz w:val="24"/>
-          <w:szCs w:val="24"/>
+          <w:sz w:val="22"/>
+          <w:szCs w:val="22"/>
           <w:rtl w:val="0"/>
         </w:rPr>
         <w:t xml:space="preserve">Woodcock Reading Mastery Test – Third Edition</w:t>
@@ -3188,8 +3188,8 @@
           <w:rFonts w:ascii="Calibri" w:cs="Calibri" w:eastAsia="Calibri" w:hAnsi="Calibri"/>
           <w:i w:val="1"/>
           <w:iCs w:val="1"/>
-          <w:sz w:val="24"/>
-          <w:szCs w:val="24"/>
+          <w:sz w:val="22"/>
+          <w:szCs w:val="22"/>
           <w:rtl w:val="0"/>
         </w:rPr>
         <w:t xml:space="preserve"> </w:t>
@@ -3197,8 +3197,8 @@
       <w:r>
         <w:rPr>
           <w:rFonts w:ascii="Calibri" w:cs="Calibri" w:eastAsia="Calibri" w:hAnsi="Calibri"/>
-          <w:sz w:val="24"/>
-          <w:szCs w:val="24"/>
+          <w:sz w:val="22"/>
+          <w:szCs w:val="22"/>
           <w:rtl w:val="0"/>
         </w:rPr>
         <w:t xml:space="preserve">(WRMT-III) were selected to assess subskills of reading. On the </w:t>
@@ -3208,8 +3208,8 @@
           <w:rFonts w:ascii="Calibri" w:cs="Calibri" w:eastAsia="Calibri" w:hAnsi="Calibri"/>
           <w:b w:val="1"/>
           <w:bCs w:val="1"/>
-          <w:sz w:val="24"/>
-          <w:szCs w:val="24"/>
+          <w:sz w:val="22"/>
+          <w:szCs w:val="22"/>
           <w:rtl w:val="0"/>
         </w:rPr>
         <w:t xml:space="preserve">Word Identification </w:t>
@@ -3217,8 +3217,8 @@
       <w:r>
         <w:rPr>
           <w:rFonts w:ascii="Calibri" w:cs="Calibri" w:eastAsia="Calibri" w:hAnsi="Calibri"/>
-          <w:sz w:val="24"/>
-          <w:szCs w:val="24"/>
+          <w:sz w:val="22"/>
+          <w:szCs w:val="22"/>
           <w:rtl w:val="0"/>
         </w:rPr>
         <w:t xml:space="preserve">subtest, the child is asked to identify isolated words of increasing difficulty. Your child received a score of {{ wrmt_word_id_standard }}, which {{ wrmt_word_id_category }}. The </w:t>
@@ -3228,8 +3228,8 @@
           <w:rFonts w:ascii="Calibri" w:cs="Calibri" w:eastAsia="Calibri" w:hAnsi="Calibri"/>
           <w:b w:val="1"/>
           <w:bCs w:val="1"/>
-          <w:sz w:val="24"/>
-          <w:szCs w:val="24"/>
+          <w:sz w:val="22"/>
+          <w:szCs w:val="22"/>
           <w:rtl w:val="0"/>
         </w:rPr>
         <w:t xml:space="preserve">Word Attack </w:t>
@@ -3237,8 +3237,8 @@
       <w:r>
         <w:rPr>
           <w:rFonts w:ascii="Calibri" w:cs="Calibri" w:eastAsia="Calibri" w:hAnsi="Calibri"/>
-          <w:sz w:val="24"/>
-          <w:szCs w:val="24"/>
+          <w:sz w:val="22"/>
+          <w:szCs w:val="22"/>
           <w:rtl w:val="0"/>
         </w:rPr>
         <w:t xml:space="preserve">subtest asks the child to read nonsense words of increasing difficulty. Your child received a score of {{ wrmt_word_attack_standard }}, which {{ wrmt_word_attack_category }}. On the </w:t>
@@ -3248,8 +3248,8 @@
           <w:rFonts w:ascii="Calibri" w:cs="Calibri" w:eastAsia="Calibri" w:hAnsi="Calibri"/>
           <w:b w:val="1"/>
           <w:bCs w:val="1"/>
-          <w:sz w:val="24"/>
-          <w:szCs w:val="24"/>
+          <w:sz w:val="22"/>
+          <w:szCs w:val="22"/>
           <w:rtl w:val="0"/>
         </w:rPr>
         <w:t xml:space="preserve">Passage Comprehension </w:t>
@@ -3257,8 +3257,8 @@
       <w:r>
         <w:rPr>
           <w:rFonts w:ascii="Calibri" w:cs="Calibri" w:eastAsia="Calibri" w:hAnsi="Calibri"/>
-          <w:sz w:val="24"/>
-          <w:szCs w:val="24"/>
+          <w:sz w:val="22"/>
+          <w:szCs w:val="22"/>
           <w:rtl w:val="0"/>
         </w:rPr>
         <w:t xml:space="preserve">subtest, participants are asked to read a sentence or short paragraph with a blank and provide a one-word answer. Your child received a score of {{ wrmt_pc_standard }}, which {{ wrmt_pc_category }}.</w:t>
@@ -3267,28 +3267,28 @@
     <w:p>
       <w:pPr>
         <w:rPr>
-          <w:sz w:val="24"/>
-          <w:szCs w:val="24"/>
-        </w:rPr>
-      </w:pPr>
-      <w:r>
-        <w:rPr>
-          <w:rtl w:val="0"/>
-        </w:rPr>
-      </w:r>
-    </w:p>
-    <w:p>
-      <w:pPr>
-        <w:rPr>
-          <w:sz w:val="24"/>
-          <w:szCs w:val="24"/>
-        </w:rPr>
-      </w:pPr>
-      <w:r>
-        <w:rPr>
-          <w:rFonts w:ascii="Calibri" w:cs="Calibri" w:eastAsia="Calibri" w:hAnsi="Calibri"/>
-          <w:sz w:val="24"/>
-          <w:szCs w:val="24"/>
+          <w:sz w:val="22"/>
+          <w:szCs w:val="22"/>
+        </w:rPr>
+      </w:pPr>
+      <w:r>
+        <w:rPr>
+          <w:rtl w:val="0"/>
+        </w:rPr>
+      </w:r>
+    </w:p>
+    <w:p>
+      <w:pPr>
+        <w:rPr>
+          <w:sz w:val="22"/>
+          <w:szCs w:val="22"/>
+        </w:rPr>
+      </w:pPr>
+      <w:r>
+        <w:rPr>
+          <w:rFonts w:ascii="Calibri" w:cs="Calibri" w:eastAsia="Calibri" w:hAnsi="Calibri"/>
+          <w:sz w:val="22"/>
+          <w:szCs w:val="22"/>
           <w:rtl w:val="0"/>
         </w:rPr>
         <w:t xml:space="preserve">The </w:t>
@@ -3300,8 +3300,8 @@
           <w:bCs w:val="1"/>
           <w:i w:val="1"/>
           <w:iCs w:val="1"/>
-          <w:sz w:val="24"/>
-          <w:szCs w:val="24"/>
+          <w:sz w:val="22"/>
+          <w:szCs w:val="22"/>
           <w:rtl w:val="0"/>
         </w:rPr>
         <w:t xml:space="preserve">Test of Word Reading Efficiency- 2</w:t>
@@ -3313,8 +3313,8 @@
           <w:bCs w:val="1"/>
           <w:i w:val="1"/>
           <w:iCs w:val="1"/>
-          <w:sz w:val="14"/>
-          <w:szCs w:val="14"/>
+          <w:sz w:val="22"/>
+          <w:szCs w:val="22"/>
           <w:vertAlign w:val="superscript"/>
           <w:rtl w:val="0"/>
         </w:rPr>
@@ -3327,8 +3327,8 @@
           <w:bCs w:val="1"/>
           <w:i w:val="1"/>
           <w:iCs w:val="1"/>
-          <w:sz w:val="24"/>
-          <w:szCs w:val="24"/>
+          <w:sz w:val="22"/>
+          <w:szCs w:val="22"/>
           <w:rtl w:val="0"/>
         </w:rPr>
         <w:t xml:space="preserve"> Edition</w:t>
@@ -3336,8 +3336,8 @@
       <w:r>
         <w:rPr>
           <w:rFonts w:ascii="Calibri" w:cs="Calibri" w:eastAsia="Calibri" w:hAnsi="Calibri"/>
-          <w:sz w:val="24"/>
-          <w:szCs w:val="24"/>
+          <w:sz w:val="22"/>
+          <w:szCs w:val="22"/>
           <w:rtl w:val="0"/>
         </w:rPr>
         <w:t xml:space="preserve"> (TOWRE-2) measures the ability to sound out both real words and pseudowords quickly and accurately. On the </w:t>
@@ -3347,8 +3347,8 @@
           <w:rFonts w:ascii="Calibri" w:cs="Calibri" w:eastAsia="Calibri" w:hAnsi="Calibri"/>
           <w:b w:val="1"/>
           <w:bCs w:val="1"/>
-          <w:sz w:val="24"/>
-          <w:szCs w:val="24"/>
+          <w:sz w:val="22"/>
+          <w:szCs w:val="22"/>
           <w:rtl w:val="0"/>
         </w:rPr>
         <w:t xml:space="preserve">Sight Word Efficiency</w:t>
@@ -3356,8 +3356,8 @@
       <w:r>
         <w:rPr>
           <w:rFonts w:ascii="Calibri" w:cs="Calibri" w:eastAsia="Calibri" w:hAnsi="Calibri"/>
-          <w:sz w:val="24"/>
-          <w:szCs w:val="24"/>
+          <w:sz w:val="22"/>
+          <w:szCs w:val="22"/>
           <w:rtl w:val="0"/>
         </w:rPr>
         <w:t xml:space="preserve"> subtest, participants are asked to accurately read as many real words as possible within 45 seconds. Your child received a score of {{ towre_swe_standard }}, which {{ towre_swe_category }}. On the </w:t>
@@ -3367,8 +3367,8 @@
           <w:rFonts w:ascii="Calibri" w:cs="Calibri" w:eastAsia="Calibri" w:hAnsi="Calibri"/>
           <w:b w:val="1"/>
           <w:bCs w:val="1"/>
-          <w:sz w:val="24"/>
-          <w:szCs w:val="24"/>
+          <w:sz w:val="22"/>
+          <w:szCs w:val="22"/>
           <w:rtl w:val="0"/>
         </w:rPr>
         <w:t xml:space="preserve">Phonemic Decoding Efficiency</w:t>
@@ -3376,8 +3376,8 @@
       <w:r>
         <w:rPr>
           <w:rFonts w:ascii="Calibri" w:cs="Calibri" w:eastAsia="Calibri" w:hAnsi="Calibri"/>
-          <w:sz w:val="24"/>
-          <w:szCs w:val="24"/>
+          <w:sz w:val="22"/>
+          <w:szCs w:val="22"/>
           <w:rtl w:val="0"/>
         </w:rPr>
         <w:t xml:space="preserve"> subtest, they are asked to accurately read as many pseudowords as possible within 45 seconds. Your child received a score of {{ towre_pde_standard }}, which {{ towre_pde_category }}.</w:t>
@@ -3701,15 +3701,15 @@
       <w:pPr>
         <w:rPr>
           <w:rFonts w:ascii="Calibri" w:cs="Calibri" w:eastAsia="Calibri" w:hAnsi="Calibri"/>
-          <w:sz w:val="24"/>
-          <w:szCs w:val="24"/>
-        </w:rPr>
-      </w:pPr>
-      <w:r>
-        <w:rPr>
-          <w:rFonts w:ascii="Calibri" w:cs="Calibri" w:eastAsia="Calibri" w:hAnsi="Calibri"/>
-          <w:sz w:val="24"/>
-          <w:szCs w:val="24"/>
+          <w:sz w:val="22"/>
+          <w:szCs w:val="22"/>
+        </w:rPr>
+      </w:pPr>
+      <w:r>
+        <w:rPr>
+          <w:rFonts w:ascii="Calibri" w:cs="Calibri" w:eastAsia="Calibri" w:hAnsi="Calibri"/>
+          <w:sz w:val="22"/>
+          <w:szCs w:val="22"/>
           <w:rtl w:val="0"/>
         </w:rPr>
         <w:t xml:space="preserve">The </w:t>
@@ -3721,8 +3721,8 @@
           <w:bCs w:val="1"/>
           <w:i w:val="1"/>
           <w:iCs w:val="1"/>
-          <w:sz w:val="24"/>
-          <w:szCs w:val="24"/>
+          <w:sz w:val="22"/>
+          <w:szCs w:val="22"/>
           <w:rtl w:val="0"/>
         </w:rPr>
         <w:t xml:space="preserve">Peabody Picture Vocabulary Test (PPVT-5)</w:t>
@@ -3730,8 +3730,8 @@
       <w:r>
         <w:rPr>
           <w:rFonts w:ascii="Calibri" w:cs="Calibri" w:eastAsia="Calibri" w:hAnsi="Calibri"/>
-          <w:sz w:val="24"/>
-          <w:szCs w:val="24"/>
+          <w:sz w:val="22"/>
+          <w:szCs w:val="22"/>
           <w:rtl w:val="0"/>
         </w:rPr>
         <w:t xml:space="preserve"> is a test that measures a child’s receptive vocabulary and language development. During this test, the examiner reads out a word and the participant must choose one of the four pictures that best represents that word. Your child received a score of {{ ppvt_standard }}</w:t>
@@ -3741,8 +3741,8 @@
           <w:rFonts w:ascii="Calibri" w:cs="Calibri" w:eastAsia="Calibri" w:hAnsi="Calibri"/>
           <w:b w:val="1"/>
           <w:bCs w:val="1"/>
-          <w:sz w:val="24"/>
-          <w:szCs w:val="24"/>
+          <w:sz w:val="22"/>
+          <w:szCs w:val="22"/>
           <w:rtl w:val="0"/>
         </w:rPr>
         <w:t xml:space="preserve">,</w:t>
@@ -3750,8 +3750,8 @@
       <w:r>
         <w:rPr>
           <w:rFonts w:ascii="Calibri" w:cs="Calibri" w:eastAsia="Calibri" w:hAnsi="Calibri"/>
-          <w:sz w:val="24"/>
-          <w:szCs w:val="24"/>
+          <w:sz w:val="22"/>
+          <w:szCs w:val="22"/>
           <w:rtl w:val="0"/>
         </w:rPr>
         <w:t xml:space="preserve"> which {{ ppvt_category }}. </w:t>
@@ -3833,12 +3833,12 @@
           <wp:extent cx="2709863" cy="933687"/>
           <wp:effectExtent b="0" l="0" r="0" t="0"/>
           <wp:wrapSquare wrapText="bothSides" distB="114300" distT="114300" distL="114300" distR="114300"/>
-          <wp:docPr id="1" name="image1.png"/>
+          <wp:docPr id="1" name="image2.png"/>
           <a:graphic>
             <a:graphicData uri="http://schemas.openxmlformats.org/drawingml/2006/picture">
               <pic:pic>
                 <pic:nvPicPr>
-                  <pic:cNvPr id="0" name="image1.png"/>
+                  <pic:cNvPr id="0" name="image2.png"/>
                   <pic:cNvPicPr preferRelativeResize="0"/>
                 </pic:nvPicPr>
                 <pic:blipFill>
@@ -3875,12 +3875,12 @@
           <wp:extent cx="2428875" cy="866775"/>
           <wp:effectExtent b="0" l="0" r="0" t="0"/>
           <wp:wrapSquare wrapText="bothSides" distB="114300" distT="114300" distL="114300" distR="114300"/>
-          <wp:docPr id="2" name="image2.png"/>
+          <wp:docPr id="2" name="image1.png"/>
           <a:graphic>
             <a:graphicData uri="http://schemas.openxmlformats.org/drawingml/2006/picture">
               <pic:pic>
                 <pic:nvPicPr>
-                  <pic:cNvPr id="0" name="image2.png"/>
+                  <pic:cNvPr id="0" name="image1.png"/>
                   <pic:cNvPicPr preferRelativeResize="0"/>
                 </pic:nvPicPr>
                 <pic:blipFill>

--- a/templates/TEST_of_EVAL_Pre_Testing_Template_2.docx
+++ b/templates/TEST_of_EVAL_Pre_Testing_Template_2.docx
@@ -587,7 +587,7 @@
     <w:sdt>
       <w:sdtPr>
         <w:lock w:val="contentLocked"/>
-        <w:id w:val="2097257760"/>
+        <w:id w:val="951981166"/>
         <w:tag w:val="goog_rdk_0"/>
       </w:sdtPr>
       <w:sdtContent>
@@ -851,6 +851,7 @@
               <w:tcPr/>
               <w:p>
                 <w:pPr>
+                  <w:jc w:val="center"/>
                   <w:rPr>
                     <w:rFonts w:ascii="Calibri" w:cs="Calibri" w:eastAsia="Calibri" w:hAnsi="Calibri"/>
                     <w:sz w:val="24"/>
@@ -1026,7 +1027,7 @@
     <w:sdt>
       <w:sdtPr>
         <w:lock w:val="contentLocked"/>
-        <w:id w:val="-116455558"/>
+        <w:id w:val="2031016926"/>
         <w:tag w:val="goog_rdk_1"/>
       </w:sdtPr>
       <w:sdtContent>
@@ -1228,6 +1229,7 @@
               <w:tcPr/>
               <w:p>
                 <w:pPr>
+                  <w:jc w:val="center"/>
                   <w:rPr>
                     <w:rFonts w:ascii="Calibri" w:cs="Calibri" w:eastAsia="Calibri" w:hAnsi="Calibri"/>
                     <w:sz w:val="24"/>
@@ -1249,6 +1251,7 @@
               <w:tcPr/>
               <w:p>
                 <w:pPr>
+                  <w:jc w:val="center"/>
                   <w:rPr>
                     <w:rFonts w:ascii="Calibri" w:cs="Calibri" w:eastAsia="Calibri" w:hAnsi="Calibri"/>
                     <w:sz w:val="24"/>
@@ -1319,6 +1322,7 @@
               <w:tcPr/>
               <w:p>
                 <w:pPr>
+                  <w:jc w:val="center"/>
                   <w:rPr>
                     <w:rFonts w:ascii="Calibri" w:cs="Calibri" w:eastAsia="Calibri" w:hAnsi="Calibri"/>
                     <w:sz w:val="24"/>
@@ -1340,6 +1344,7 @@
               <w:tcPr/>
               <w:p>
                 <w:pPr>
+                  <w:jc w:val="center"/>
                   <w:rPr>
                     <w:rFonts w:ascii="Calibri" w:cs="Calibri" w:eastAsia="Calibri" w:hAnsi="Calibri"/>
                     <w:sz w:val="24"/>
@@ -1753,6 +1758,7 @@
           <w:tcPr/>
           <w:p>
             <w:pPr>
+              <w:jc w:val="center"/>
               <w:rPr>
                 <w:rFonts w:ascii="Calibri" w:cs="Calibri" w:eastAsia="Calibri" w:hAnsi="Calibri"/>
                 <w:sz w:val="24"/>
@@ -1850,6 +1856,7 @@
           <w:tcPr/>
           <w:p>
             <w:pPr>
+              <w:jc w:val="center"/>
               <w:rPr>
                 <w:rFonts w:ascii="Calibri" w:cs="Calibri" w:eastAsia="Calibri" w:hAnsi="Calibri"/>
                 <w:sz w:val="24"/>
@@ -1868,6 +1875,7 @@
           </w:p>
           <w:p>
             <w:pPr>
+              <w:jc w:val="center"/>
               <w:rPr>
                 <w:rFonts w:ascii="Calibri" w:cs="Calibri" w:eastAsia="Calibri" w:hAnsi="Calibri"/>
                 <w:sz w:val="24"/>
@@ -2396,6 +2404,7 @@
           </w:tcPr>
           <w:p>
             <w:pPr>
+              <w:jc w:val="center"/>
               <w:rPr>
                 <w:sz w:val="24"/>
                 <w:szCs w:val="24"/>
@@ -2434,6 +2443,7 @@
           </w:tcPr>
           <w:p>
             <w:pPr>
+              <w:jc w:val="center"/>
               <w:rPr>
                 <w:rFonts w:ascii="Calibri" w:cs="Calibri" w:eastAsia="Calibri" w:hAnsi="Calibri"/>
                 <w:sz w:val="24"/>
@@ -2551,6 +2561,7 @@
           </w:tcPr>
           <w:p>
             <w:pPr>
+              <w:jc w:val="center"/>
               <w:rPr>
                 <w:sz w:val="24"/>
                 <w:szCs w:val="24"/>
@@ -2589,6 +2600,7 @@
           </w:tcPr>
           <w:p>
             <w:pPr>
+              <w:jc w:val="center"/>
               <w:rPr>
                 <w:rFonts w:ascii="Calibri" w:cs="Calibri" w:eastAsia="Calibri" w:hAnsi="Calibri"/>
                 <w:sz w:val="24"/>
@@ -2698,6 +2710,7 @@
           </w:tcPr>
           <w:p>
             <w:pPr>
+              <w:jc w:val="center"/>
               <w:rPr>
                 <w:sz w:val="24"/>
                 <w:szCs w:val="24"/>
@@ -2736,6 +2749,7 @@
           </w:tcPr>
           <w:p>
             <w:pPr>
+              <w:jc w:val="center"/>
               <w:rPr>
                 <w:rFonts w:ascii="Calibri" w:cs="Calibri" w:eastAsia="Calibri" w:hAnsi="Calibri"/>
                 <w:sz w:val="24"/>
@@ -2917,6 +2931,7 @@
           </w:tcPr>
           <w:p>
             <w:pPr>
+              <w:jc w:val="center"/>
               <w:rPr>
                 <w:sz w:val="24"/>
                 <w:szCs w:val="24"/>
@@ -2955,6 +2970,7 @@
           </w:tcPr>
           <w:p>
             <w:pPr>
+              <w:jc w:val="center"/>
               <w:rPr>
                 <w:rFonts w:ascii="Calibri" w:cs="Calibri" w:eastAsia="Calibri" w:hAnsi="Calibri"/>
                 <w:sz w:val="24"/>
@@ -3072,6 +3088,7 @@
           </w:tcPr>
           <w:p>
             <w:pPr>
+              <w:jc w:val="center"/>
               <w:rPr>
                 <w:sz w:val="24"/>
                 <w:szCs w:val="24"/>
@@ -3110,6 +3127,7 @@
           </w:tcPr>
           <w:p>
             <w:pPr>
+              <w:jc w:val="center"/>
               <w:rPr>
                 <w:rFonts w:ascii="Calibri" w:cs="Calibri" w:eastAsia="Calibri" w:hAnsi="Calibri"/>
                 <w:sz w:val="24"/>
@@ -3642,6 +3660,7 @@
           <w:tcPr/>
           <w:p>
             <w:pPr>
+              <w:jc w:val="center"/>
               <w:rPr>
                 <w:rFonts w:ascii="Calibri" w:cs="Calibri" w:eastAsia="Calibri" w:hAnsi="Calibri"/>
                 <w:sz w:val="24"/>
@@ -3833,12 +3852,12 @@
           <wp:extent cx="2709863" cy="933687"/>
           <wp:effectExtent b="0" l="0" r="0" t="0"/>
           <wp:wrapSquare wrapText="bothSides" distB="114300" distT="114300" distL="114300" distR="114300"/>
-          <wp:docPr id="1" name="image2.png"/>
+          <wp:docPr id="1" name="image1.png"/>
           <a:graphic>
             <a:graphicData uri="http://schemas.openxmlformats.org/drawingml/2006/picture">
               <pic:pic>
                 <pic:nvPicPr>
-                  <pic:cNvPr id="0" name="image2.png"/>
+                  <pic:cNvPr id="0" name="image1.png"/>
                   <pic:cNvPicPr preferRelativeResize="0"/>
                 </pic:nvPicPr>
                 <pic:blipFill>
@@ -3875,12 +3894,12 @@
           <wp:extent cx="2428875" cy="866775"/>
           <wp:effectExtent b="0" l="0" r="0" t="0"/>
           <wp:wrapSquare wrapText="bothSides" distB="114300" distT="114300" distL="114300" distR="114300"/>
-          <wp:docPr id="2" name="image1.png"/>
+          <wp:docPr id="2" name="image2.png"/>
           <a:graphic>
             <a:graphicData uri="http://schemas.openxmlformats.org/drawingml/2006/picture">
               <pic:pic>
                 <pic:nvPicPr>
-                  <pic:cNvPr id="0" name="image1.png"/>
+                  <pic:cNvPr id="0" name="image2.png"/>
                   <pic:cNvPicPr preferRelativeResize="0"/>
                 </pic:nvPicPr>
                 <pic:blipFill>
